--- a/pr-preview/pr-78/chapters/14-g-estimation-structural-nested-models-tracked-changes.docx
+++ b/pr-preview/pr-78/chapters/14-g-estimation-structural-nested-models-tracked-changes.docx
@@ -1970,7 +1970,7 @@
     </w:p>
     <w:bookmarkEnd w:id="14"/>
     <w:bookmarkEnd w:id="15"/>
-    <w:bookmarkStart w:id="18" w:name="the-g-null-hypothesis-pp.-194-196"/>
+    <w:bookmarkStart w:id="19" w:name="the-g-null-hypothesis-pp.-194-196"/>
     <w:p>
       <w:pPr>
         <w:pStyle w:val="Heading2"/>
@@ -2395,7 +2395,7 @@
         </w:tc>
       </w:tr>
     </w:tbl>
-    <w:bookmarkStart w:id="17" w:name="creating-the-pseudo-outcome"/>
+    <w:bookmarkStart w:id="18" w:name="creating-the-pseudo-outcome"/>
     <w:p>
       <w:pPr>
         <w:pStyle w:val="Heading3"/>
@@ -2404,29 +2404,469 @@
         <w:t xml:space="preserve">3.1 Creating the Pseudo-Outcome</w:t>
       </w:r>
     </w:p>
+    <w:tbl>
+      <w:tblPr>
+        <w:tblStyle w:val="Table"/>
+        <w:tblInd w:w="164" w:type="dxa"/>
+        <w:tblBorders>
+          <w:left w:val="single" w:sz="24" w:space="0" w:color="909090"/>
+        </w:tblBorders>
+        <w:tblCellMar>
+          <w:left w:w="0" w:type="dxa"/>
+          <w:right w:w="0" w:type="dxa"/>
+        </w:tblCellMar>
+        <w:tblLook w:firstRow="0" w:lastRow="0" w:firstColumn="0" w:lastColumn="0" w:noHBand="0" w:noVBand="0" w:val="0000"/>
+      </w:tblPr>
+      <w:tblGrid>
+        <w:gridCol w:w="7920"/>
+      </w:tblGrid>
+      <w:tr>
+        <w:trPr>
+          <w:cantSplit/>
+        </w:trPr>
+        <w:tc>
+          <w:tcPr>
+            <w:tcMar>
+              <w:left w:w="144" w:type="dxa"/>
+            </w:tcMar>
+          </w:tcPr>
+          <w:p>
+            <w:pPr>
+              <w:pStyle w:val="FirstParagraph"/>
+            </w:pPr>
+            <w:pPr>
+              <w:spacing w:before="16" w:after="64"/>
+            </w:pPr>
+          </w:p>
+          <w:bookmarkStart w:id="17" w:name="def-pseudo-outcome"/>
+          <w:p>
+            <w:pPr>
+              <w:pStyle w:val="BodyText"/>
+            </w:pPr>
+            <w:r>
+              <w:rPr>
+                <w:b/>
+                <w:bCs/>
+              </w:rPr>
+              <w:t xml:space="preserve">Definition 4 (Pseudo-Outcome)</w:t>
+            </w:r>
+            <w:r>
+              <w:t xml:space="preserve"> </w:t>
+            </w:r>
+            <w:r>
+              <w:t xml:space="preserve">Under</w:t>
+            </w:r>
+            <w:r>
+              <w:t xml:space="preserve"> </w:t>
+            </w:r>
+            <m:oMath>
+              <m:sSub>
+                <m:e>
+                  <m:r>
+                    <m:t>H</m:t>
+                  </m:r>
+                </m:e>
+                <m:sub>
+                  <m:r>
+                    <m:t>0</m:t>
+                  </m:r>
+                </m:sub>
+              </m:sSub>
+              <m:r>
+                <m:rPr>
+                  <m:sty m:val="p"/>
+                </m:rPr>
+                <m:t>(</m:t>
+              </m:r>
+              <m:r>
+                <m:t>ψ</m:t>
+              </m:r>
+              <m:r>
+                <m:rPr>
+                  <m:sty m:val="p"/>
+                </m:rPr>
+                <m:t>)</m:t>
+              </m:r>
+            </m:oMath>
+            <w:r>
+              <w:t xml:space="preserve">, the</w:t>
+            </w:r>
+            <w:r>
+              <w:t xml:space="preserve"> </w:t>
+            </w:r>
+            <w:r>
+              <w:rPr>
+                <w:b/>
+                <w:bCs/>
+              </w:rPr>
+              <w:t xml:space="preserve">pseudo-outcome</w:t>
+            </w:r>
+            <w:r>
+              <w:t xml:space="preserve"> </w:t>
+            </w:r>
+            <w:r>
+              <w:t xml:space="preserve">is</w:t>
+            </w:r>
+          </w:p>
+          <w:p>
+            <w:pPr>
+              <w:pStyle w:val="BodyText"/>
+            </w:pPr>
+            <m:oMathPara>
+              <m:oMathParaPr>
+                <m:jc m:val="center"/>
+              </m:oMathParaPr>
+              <m:oMath>
+                <m:r>
+                  <m:t>H</m:t>
+                </m:r>
+                <m:r>
+                  <m:rPr>
+                    <m:sty m:val="p"/>
+                  </m:rPr>
+                  <m:t>(</m:t>
+                </m:r>
+                <m:r>
+                  <m:t>ψ</m:t>
+                </m:r>
+                <m:r>
+                  <m:rPr>
+                    <m:sty m:val="p"/>
+                  </m:rPr>
+                  <m:t>)</m:t>
+                </m:r>
+                <m:r>
+                  <m:rPr>
+                    <m:sty m:val="p"/>
+                  </m:rPr>
+                  <m:t>=</m:t>
+                </m:r>
+                <m:r>
+                  <m:t>Y</m:t>
+                </m:r>
+                <m:r>
+                  <m:rPr>
+                    <m:sty m:val="p"/>
+                  </m:rPr>
+                  <m:t>−</m:t>
+                </m:r>
+                <m:r>
+                  <m:t>A</m:t>
+                </m:r>
+                <m:r>
+                  <m:rPr>
+                    <m:sty m:val="p"/>
+                  </m:rPr>
+                  <m:t>(</m:t>
+                </m:r>
+                <m:sSub>
+                  <m:e>
+                    <m:r>
+                      <m:t>ψ</m:t>
+                    </m:r>
+                  </m:e>
+                  <m:sub>
+                    <m:r>
+                      <m:t>0</m:t>
+                    </m:r>
+                  </m:sub>
+                </m:sSub>
+                <m:r>
+                  <m:rPr>
+                    <m:sty m:val="p"/>
+                  </m:rPr>
+                  <m:t>+</m:t>
+                </m:r>
+                <m:sSubSup>
+                  <m:e>
+                    <m:r>
+                      <m:t>ψ</m:t>
+                    </m:r>
+                  </m:e>
+                  <m:sub>
+                    <m:r>
+                      <m:t>1</m:t>
+                    </m:r>
+                  </m:sub>
+                  <m:sup>
+                    <m:r>
+                      <m:rPr>
+                        <m:sty m:val="p"/>
+                      </m:rPr>
+                      <m:t>⊤</m:t>
+                    </m:r>
+                  </m:sup>
+                </m:sSubSup>
+                <m:r>
+                  <m:t>L</m:t>
+                </m:r>
+                <m:r>
+                  <m:rPr>
+                    <m:sty m:val="p"/>
+                  </m:rPr>
+                  <m:t>)</m:t>
+                </m:r>
+              </m:oMath>
+            </m:oMathPara>
+          </w:p>
+          <w:p>
+            <w:pPr>
+              <w:pStyle w:val="FirstParagraph"/>
+            </w:pPr>
+            <w:r>
+              <w:rPr>
+                <w:b/>
+                <w:bCs/>
+              </w:rPr>
+              <w:t xml:space="preserve">Key property</w:t>
+            </w:r>
+            <w:r>
+              <w:t xml:space="preserve">: If</w:t>
+            </w:r>
+            <w:r>
+              <w:t xml:space="preserve"> </w:t>
+            </w:r>
+            <m:oMath>
+              <m:sSub>
+                <m:e>
+                  <m:r>
+                    <m:t>H</m:t>
+                  </m:r>
+                </m:e>
+                <m:sub>
+                  <m:r>
+                    <m:t>0</m:t>
+                  </m:r>
+                </m:sub>
+              </m:sSub>
+              <m:r>
+                <m:rPr>
+                  <m:sty m:val="p"/>
+                </m:rPr>
+                <m:t>(</m:t>
+              </m:r>
+              <m:r>
+                <m:t>ψ</m:t>
+              </m:r>
+              <m:r>
+                <m:rPr>
+                  <m:sty m:val="p"/>
+                </m:rPr>
+                <m:t>)</m:t>
+              </m:r>
+            </m:oMath>
+            <w:r>
+              <w:t xml:space="preserve"> </w:t>
+            </w:r>
+            <w:r>
+              <w:t xml:space="preserve">is true, then</w:t>
+            </w:r>
+          </w:p>
+          <w:p>
+            <w:pPr>
+              <w:pStyle w:val="BodyText"/>
+            </w:pPr>
+            <m:oMathPara>
+              <m:oMathParaPr>
+                <m:jc m:val="center"/>
+              </m:oMathParaPr>
+              <m:oMath>
+                <m:r>
+                  <m:t>H</m:t>
+                </m:r>
+                <m:r>
+                  <m:rPr>
+                    <m:sty m:val="p"/>
+                  </m:rPr>
+                  <m:t>(</m:t>
+                </m:r>
+                <m:r>
+                  <m:t>ψ</m:t>
+                </m:r>
+                <m:r>
+                  <m:rPr>
+                    <m:sty m:val="p"/>
+                  </m:rPr>
+                  <m:t>)</m:t>
+                </m:r>
+                <m:r>
+                  <m:rPr>
+                    <m:sty m:val="p"/>
+                  </m:rPr>
+                  <m:t>=</m:t>
+                </m:r>
+                <m:sSup>
+                  <m:e>
+                    <m:r>
+                      <m:t>Y</m:t>
+                    </m:r>
+                  </m:e>
+                  <m:sup>
+                    <m:r>
+                      <m:t>0</m:t>
+                    </m:r>
+                  </m:sup>
+                </m:sSup>
+                <m:r>
+                  <m:rPr>
+                    <m:nor/>
+                    <m:sty m:val="p"/>
+                  </m:rPr>
+                  <m:t> for all individuals</m:t>
+                </m:r>
+              </m:oMath>
+            </m:oMathPara>
+          </w:p>
+          <w:p>
+            <w:pPr>
+              <w:pStyle w:val="FirstParagraph"/>
+            </w:pPr>
+            <w:r>
+              <w:t xml:space="preserve">Since</w:t>
+            </w:r>
+            <w:r>
+              <w:t xml:space="preserve"> </w:t>
+            </w:r>
+            <m:oMath>
+              <m:sSup>
+                <m:e>
+                  <m:r>
+                    <m:t>Y</m:t>
+                  </m:r>
+                </m:e>
+                <m:sup>
+                  <m:r>
+                    <m:t>0</m:t>
+                  </m:r>
+                </m:sup>
+              </m:sSup>
+            </m:oMath>
+            <w:r>
+              <w:t xml:space="preserve"> </w:t>
+            </w:r>
+            <w:r>
+              <w:t xml:space="preserve">is the potential outcome under no treatment, it should be independent of actual treatment</w:t>
+            </w:r>
+            <w:r>
+              <w:t xml:space="preserve"> </w:t>
+            </w:r>
+            <m:oMath>
+              <m:r>
+                <m:t>A</m:t>
+              </m:r>
+            </m:oMath>
+            <w:r>
+              <w:t xml:space="preserve"> </w:t>
+            </w:r>
+            <w:r>
+              <w:t xml:space="preserve">given confounders</w:t>
+            </w:r>
+            <w:r>
+              <w:t xml:space="preserve"> </w:t>
+            </w:r>
+            <m:oMath>
+              <m:r>
+                <m:t>L</m:t>
+              </m:r>
+            </m:oMath>
+            <w:r>
+              <w:t xml:space="preserve">:</w:t>
+            </w:r>
+          </w:p>
+          <w:p>
+            <w:pPr>
+              <w:pStyle w:val="BodyText"/>
+            </w:pPr>
+            <m:oMathPara>
+              <m:oMathParaPr>
+                <m:jc m:val="center"/>
+              </m:oMathParaPr>
+              <m:oMath>
+                <m:r>
+                  <m:t>H</m:t>
+                </m:r>
+                <m:r>
+                  <m:rPr>
+                    <m:sty m:val="p"/>
+                  </m:rPr>
+                  <m:t>(</m:t>
+                </m:r>
+                <m:r>
+                  <m:t>ψ</m:t>
+                </m:r>
+                <m:r>
+                  <m:rPr>
+                    <m:sty m:val="p"/>
+                  </m:rPr>
+                  <m:t>)</m:t>
+                </m:r>
+                <m:r>
+                  <m:rPr>
+                    <m:sty m:val="p"/>
+                  </m:rPr>
+                  <m:t>⟂</m:t>
+                </m:r>
+                <m:r>
+                  <m:t>​</m:t>
+                </m:r>
+                <m:r>
+                  <m:t>​</m:t>
+                </m:r>
+                <m:r>
+                  <m:t>​</m:t>
+                </m:r>
+                <m:r>
+                  <m:rPr>
+                    <m:sty m:val="p"/>
+                  </m:rPr>
+                  <m:t>⟂</m:t>
+                </m:r>
+                <m:r>
+                  <m:t>A</m:t>
+                </m:r>
+                <m:r>
+                  <m:rPr>
+                    <m:sty m:val="p"/>
+                  </m:rPr>
+                  <m:t>∣</m:t>
+                </m:r>
+                <m:r>
+                  <m:t>L</m:t>
+                </m:r>
+              </m:oMath>
+            </m:oMathPara>
+          </w:p>
+          <w:bookmarkEnd w:id="17"/>
+        </w:tc>
+      </w:tr>
+    </w:tbl>
     <w:p>
       <w:pPr>
         <w:pStyle w:val="FirstParagraph"/>
       </w:pPr>
       <w:r>
-        <w:t xml:space="preserve">Under</w:t>
-      </w:r>
-      <w:r>
-        <w:t xml:space="preserve"> </w:t>
-      </w:r>
+        <w:rPr>
+          <w:b/>
+          <w:bCs/>
+        </w:rPr>
+        <w:t xml:space="preserve">Intuition</w:t>
+      </w:r>
+      <w:r>
+        <w:t xml:space="preserve">:</w:t>
+      </w:r>
+    </w:p>
+    <w:p>
+      <w:pPr>
+        <w:pStyle w:val="Compact"/>
+        <w:numPr>
+          <w:ilvl w:val="0"/>
+          <w:numId w:val="1002"/>
+        </w:numPr>
+      </w:pPr>
       <m:oMath>
-        <m:sSub>
-          <m:e>
-            <m:r>
-              <m:t>H</m:t>
-            </m:r>
-          </m:e>
-          <m:sub>
-            <m:r>
-              <m:t>0</m:t>
-            </m:r>
-          </m:sub>
-        </m:sSub>
+        <m:r>
+          <m:t>H</m:t>
+        </m:r>
         <m:r>
           <m:rPr>
             <m:sty m:val="p"/>
@@ -2444,224 +2884,50 @@
         </m:r>
       </m:oMath>
       <w:r>
-        <w:t xml:space="preserve">, we can construct:</w:t>
-      </w:r>
-    </w:p>
-    <w:p>
-      <w:pPr>
-        <w:pStyle w:val="BodyText"/>
-      </w:pPr>
-      <m:oMathPara>
-        <m:oMathParaPr>
-          <m:jc m:val="center"/>
-        </m:oMathParaPr>
-        <m:oMath>
-          <m:r>
-            <m:t>H</m:t>
-          </m:r>
-          <m:r>
-            <m:rPr>
-              <m:sty m:val="p"/>
-            </m:rPr>
-            <m:t>(</m:t>
-          </m:r>
-          <m:r>
-            <m:t>ψ</m:t>
-          </m:r>
-          <m:r>
-            <m:rPr>
-              <m:sty m:val="p"/>
-            </m:rPr>
-            <m:t>)</m:t>
-          </m:r>
-          <m:r>
-            <m:rPr>
-              <m:sty m:val="p"/>
-            </m:rPr>
-            <m:t>=</m:t>
-          </m:r>
-          <m:r>
-            <m:t>Y</m:t>
-          </m:r>
-          <m:r>
-            <m:rPr>
-              <m:sty m:val="p"/>
-            </m:rPr>
-            <m:t>−</m:t>
-          </m:r>
-          <m:r>
-            <m:t>A</m:t>
-          </m:r>
-          <m:r>
-            <m:rPr>
-              <m:sty m:val="p"/>
-            </m:rPr>
-            <m:t>(</m:t>
-          </m:r>
-          <m:sSub>
-            <m:e>
-              <m:r>
-                <m:t>ψ</m:t>
-              </m:r>
-            </m:e>
-            <m:sub>
-              <m:r>
-                <m:t>0</m:t>
-              </m:r>
-            </m:sub>
-          </m:sSub>
-          <m:r>
-            <m:rPr>
-              <m:sty m:val="p"/>
-            </m:rPr>
-            <m:t>+</m:t>
-          </m:r>
-          <m:sSubSup>
-            <m:e>
-              <m:r>
-                <m:t>ψ</m:t>
-              </m:r>
-            </m:e>
-            <m:sub>
-              <m:r>
-                <m:t>1</m:t>
-              </m:r>
-            </m:sub>
-            <m:sup>
-              <m:r>
-                <m:rPr>
-                  <m:sty m:val="p"/>
-                </m:rPr>
-                <m:t>⊤</m:t>
-              </m:r>
-            </m:sup>
-          </m:sSubSup>
-          <m:r>
-            <m:t>L</m:t>
-          </m:r>
-          <m:r>
-            <m:rPr>
-              <m:sty m:val="p"/>
-            </m:rPr>
-            <m:t>)</m:t>
-          </m:r>
-        </m:oMath>
-      </m:oMathPara>
-    </w:p>
-    <w:p>
-      <w:pPr>
-        <w:pStyle w:val="FirstParagraph"/>
-      </w:pPr>
-      <w:r>
-        <w:rPr>
-          <w:b/>
-          <w:bCs/>
-        </w:rPr>
-        <w:t xml:space="preserve">Key property</w:t>
-      </w:r>
-      <w:r>
-        <w:t xml:space="preserve">: If</w:t>
+        <w:t xml:space="preserve"> </w:t>
+      </w:r>
+      <w:r>
+        <w:t xml:space="preserve">“removes”</w:t>
+      </w:r>
+      <w:r>
+        <w:t xml:space="preserve"> </w:t>
+      </w:r>
+      <w:r>
+        <w:t xml:space="preserve">the effect of treatment from</w:t>
       </w:r>
       <w:r>
         <w:t xml:space="preserve"> </w:t>
       </w:r>
       <m:oMath>
-        <m:sSub>
-          <m:e>
-            <m:r>
-              <m:t>H</m:t>
-            </m:r>
-          </m:e>
-          <m:sub>
-            <m:r>
-              <m:t>0</m:t>
-            </m:r>
-          </m:sub>
-        </m:sSub>
-        <m:r>
-          <m:rPr>
-            <m:sty m:val="p"/>
-          </m:rPr>
-          <m:t>(</m:t>
-        </m:r>
+        <m:r>
+          <m:t>Y</m:t>
+        </m:r>
+      </m:oMath>
+      <w:r>
+        <w:t xml:space="preserve"> </w:t>
+      </w:r>
+      <w:r>
+        <w:t xml:space="preserve">using parameter</w:t>
+      </w:r>
+      <w:r>
+        <w:t xml:space="preserve"> </w:t>
+      </w:r>
+      <m:oMath>
         <m:r>
           <m:t>ψ</m:t>
         </m:r>
-        <m:r>
-          <m:rPr>
-            <m:sty m:val="p"/>
-          </m:rPr>
-          <m:t>)</m:t>
-        </m:r>
       </m:oMath>
-      <w:r>
-        <w:t xml:space="preserve"> </w:t>
-      </w:r>
-      <w:r>
-        <w:t xml:space="preserve">is true, then:</w:t>
-      </w:r>
-    </w:p>
-    <w:p>
-      <w:pPr>
-        <w:pStyle w:val="BodyText"/>
-      </w:pPr>
-      <m:oMathPara>
-        <m:oMathParaPr>
-          <m:jc m:val="center"/>
-        </m:oMathParaPr>
-        <m:oMath>
-          <m:r>
-            <m:t>H</m:t>
-          </m:r>
-          <m:r>
-            <m:rPr>
-              <m:sty m:val="p"/>
-            </m:rPr>
-            <m:t>(</m:t>
-          </m:r>
-          <m:r>
-            <m:t>ψ</m:t>
-          </m:r>
-          <m:r>
-            <m:rPr>
-              <m:sty m:val="p"/>
-            </m:rPr>
-            <m:t>)</m:t>
-          </m:r>
-          <m:r>
-            <m:rPr>
-              <m:sty m:val="p"/>
-            </m:rPr>
-            <m:t>=</m:t>
-          </m:r>
-          <m:sSup>
-            <m:e>
-              <m:r>
-                <m:t>Y</m:t>
-              </m:r>
-            </m:e>
-            <m:sup>
-              <m:r>
-                <m:t>0</m:t>
-              </m:r>
-            </m:sup>
-          </m:sSup>
-          <m:r>
-            <m:rPr>
-              <m:nor/>
-              <m:sty m:val="p"/>
-            </m:rPr>
-            <m:t> for all individuals</m:t>
-          </m:r>
-        </m:oMath>
-      </m:oMathPara>
-    </w:p>
-    <w:p>
-      <w:pPr>
-        <w:pStyle w:val="FirstParagraph"/>
-      </w:pPr>
-      <w:r>
-        <w:t xml:space="preserve">Since</w:t>
+    </w:p>
+    <w:p>
+      <w:pPr>
+        <w:pStyle w:val="Compact"/>
+        <w:numPr>
+          <w:ilvl w:val="0"/>
+          <w:numId w:val="1002"/>
+        </w:numPr>
+      </w:pPr>
+      <w:r>
+        <w:t xml:space="preserve">If we remove the correct effect, what remains is the untreated potential outcome</w:t>
       </w:r>
       <w:r>
         <w:t xml:space="preserve"> </w:t>
@@ -2680,115 +2946,6 @@
           </m:sup>
         </m:sSup>
       </m:oMath>
-      <w:r>
-        <w:t xml:space="preserve"> </w:t>
-      </w:r>
-      <w:r>
-        <w:t xml:space="preserve">is the potential outcome under no treatment, it should be independent of actual treatment</w:t>
-      </w:r>
-      <w:r>
-        <w:t xml:space="preserve"> </w:t>
-      </w:r>
-      <m:oMath>
-        <m:r>
-          <m:t>A</m:t>
-        </m:r>
-      </m:oMath>
-      <w:r>
-        <w:t xml:space="preserve"> </w:t>
-      </w:r>
-      <w:r>
-        <w:t xml:space="preserve">given confounders</w:t>
-      </w:r>
-      <w:r>
-        <w:t xml:space="preserve"> </w:t>
-      </w:r>
-      <m:oMath>
-        <m:r>
-          <m:t>L</m:t>
-        </m:r>
-      </m:oMath>
-      <w:r>
-        <w:t xml:space="preserve">:</w:t>
-      </w:r>
-    </w:p>
-    <w:p>
-      <w:pPr>
-        <w:pStyle w:val="BodyText"/>
-      </w:pPr>
-      <m:oMathPara>
-        <m:oMathParaPr>
-          <m:jc m:val="center"/>
-        </m:oMathParaPr>
-        <m:oMath>
-          <m:r>
-            <m:t>H</m:t>
-          </m:r>
-          <m:r>
-            <m:rPr>
-              <m:sty m:val="p"/>
-            </m:rPr>
-            <m:t>(</m:t>
-          </m:r>
-          <m:r>
-            <m:t>ψ</m:t>
-          </m:r>
-          <m:r>
-            <m:rPr>
-              <m:sty m:val="p"/>
-            </m:rPr>
-            <m:t>)</m:t>
-          </m:r>
-          <m:r>
-            <m:rPr>
-              <m:sty m:val="p"/>
-            </m:rPr>
-            <m:t>⟂</m:t>
-          </m:r>
-          <m:r>
-            <m:t>​</m:t>
-          </m:r>
-          <m:r>
-            <m:t>​</m:t>
-          </m:r>
-          <m:r>
-            <m:t>​</m:t>
-          </m:r>
-          <m:r>
-            <m:rPr>
-              <m:sty m:val="p"/>
-            </m:rPr>
-            <m:t>⟂</m:t>
-          </m:r>
-          <m:r>
-            <m:t>A</m:t>
-          </m:r>
-          <m:r>
-            <m:rPr>
-              <m:sty m:val="p"/>
-            </m:rPr>
-            <m:t>∣</m:t>
-          </m:r>
-          <m:r>
-            <m:t>L</m:t>
-          </m:r>
-        </m:oMath>
-      </m:oMathPara>
-    </w:p>
-    <w:p>
-      <w:pPr>
-        <w:pStyle w:val="FirstParagraph"/>
-      </w:pPr>
-      <w:r>
-        <w:rPr>
-          <w:b/>
-          <w:bCs/>
-        </w:rPr>
-        <w:t xml:space="preserve">Intuition</w:t>
-      </w:r>
-      <w:r>
-        <w:t xml:space="preserve">:</w:t>
-      </w:r>
     </w:p>
     <w:p>
       <w:pPr>
@@ -2798,71 +2955,8 @@
           <w:numId w:val="1002"/>
         </w:numPr>
       </w:pPr>
-      <m:oMath>
-        <m:r>
-          <m:t>H</m:t>
-        </m:r>
-        <m:r>
-          <m:rPr>
-            <m:sty m:val="p"/>
-          </m:rPr>
-          <m:t>(</m:t>
-        </m:r>
-        <m:r>
-          <m:t>ψ</m:t>
-        </m:r>
-        <m:r>
-          <m:rPr>
-            <m:sty m:val="p"/>
-          </m:rPr>
-          <m:t>)</m:t>
-        </m:r>
-      </m:oMath>
-      <w:r>
-        <w:t xml:space="preserve"> </w:t>
-      </w:r>
-      <w:r>
-        <w:t xml:space="preserve">“removes”</w:t>
-      </w:r>
-      <w:r>
-        <w:t xml:space="preserve"> </w:t>
-      </w:r>
-      <w:r>
-        <w:t xml:space="preserve">the effect of treatment from</w:t>
-      </w:r>
-      <w:r>
-        <w:t xml:space="preserve"> </w:t>
-      </w:r>
-      <m:oMath>
-        <m:r>
-          <m:t>Y</m:t>
-        </m:r>
-      </m:oMath>
-      <w:r>
-        <w:t xml:space="preserve"> </w:t>
-      </w:r>
-      <w:r>
-        <w:t xml:space="preserve">using parameter</w:t>
-      </w:r>
-      <w:r>
-        <w:t xml:space="preserve"> </w:t>
-      </w:r>
-      <m:oMath>
-        <m:r>
-          <m:t>ψ</m:t>
-        </m:r>
-      </m:oMath>
-    </w:p>
-    <w:p>
-      <w:pPr>
-        <w:pStyle w:val="Compact"/>
-        <w:numPr>
-          <w:ilvl w:val="0"/>
-          <w:numId w:val="1002"/>
-        </w:numPr>
-      </w:pPr>
-      <w:r>
-        <w:t xml:space="preserve">If we remove the correct effect, what remains is the untreated potential outcome</w:t>
+      <w:r>
+        <w:t xml:space="preserve">Under conditional exchangeability,</w:t>
       </w:r>
       <w:r>
         <w:t xml:space="preserve"> </w:t>
@@ -2880,6 +2974,39 @@
             </m:r>
           </m:sup>
         </m:sSup>
+        <m:r>
+          <m:rPr>
+            <m:sty m:val="p"/>
+          </m:rPr>
+          <m:t>⟂</m:t>
+        </m:r>
+        <m:r>
+          <m:t>​</m:t>
+        </m:r>
+        <m:r>
+          <m:t>​</m:t>
+        </m:r>
+        <m:r>
+          <m:t>​</m:t>
+        </m:r>
+        <m:r>
+          <m:rPr>
+            <m:sty m:val="p"/>
+          </m:rPr>
+          <m:t>⟂</m:t>
+        </m:r>
+        <m:r>
+          <m:t>A</m:t>
+        </m:r>
+        <m:r>
+          <m:rPr>
+            <m:sty m:val="p"/>
+          </m:rPr>
+          <m:t>∣</m:t>
+        </m:r>
+        <m:r>
+          <m:t>L</m:t>
+        </m:r>
       </m:oMath>
     </w:p>
     <w:p>
@@ -2891,68 +3018,6 @@
         </w:numPr>
       </w:pPr>
       <w:r>
-        <w:t xml:space="preserve">Under conditional exchangeability,</w:t>
-      </w:r>
-      <w:r>
-        <w:t xml:space="preserve"> </w:t>
-      </w:r>
-      <m:oMath>
-        <m:sSup>
-          <m:e>
-            <m:r>
-              <m:t>Y</m:t>
-            </m:r>
-          </m:e>
-          <m:sup>
-            <m:r>
-              <m:t>0</m:t>
-            </m:r>
-          </m:sup>
-        </m:sSup>
-        <m:r>
-          <m:rPr>
-            <m:sty m:val="p"/>
-          </m:rPr>
-          <m:t>⟂</m:t>
-        </m:r>
-        <m:r>
-          <m:t>​</m:t>
-        </m:r>
-        <m:r>
-          <m:t>​</m:t>
-        </m:r>
-        <m:r>
-          <m:t>​</m:t>
-        </m:r>
-        <m:r>
-          <m:rPr>
-            <m:sty m:val="p"/>
-          </m:rPr>
-          <m:t>⟂</m:t>
-        </m:r>
-        <m:r>
-          <m:t>A</m:t>
-        </m:r>
-        <m:r>
-          <m:rPr>
-            <m:sty m:val="p"/>
-          </m:rPr>
-          <m:t>∣</m:t>
-        </m:r>
-        <m:r>
-          <m:t>L</m:t>
-        </m:r>
-      </m:oMath>
-    </w:p>
-    <w:p>
-      <w:pPr>
-        <w:pStyle w:val="Compact"/>
-        <w:numPr>
-          <w:ilvl w:val="0"/>
-          <w:numId w:val="1002"/>
-        </w:numPr>
-      </w:pPr>
-      <w:r>
         <w:t xml:space="preserve">So the correct</w:t>
       </w:r>
       <w:r>
@@ -3115,9 +3180,9 @@
         <w:t xml:space="preserve">.</w:t>
       </w:r>
     </w:p>
-    <w:bookmarkEnd w:id="17"/>
     <w:bookmarkEnd w:id="18"/>
-    <w:bookmarkStart w:id="21" w:name="estimating-the-causal-effect-pp.-196-199"/>
+    <w:bookmarkEnd w:id="19"/>
+    <w:bookmarkStart w:id="23" w:name="estimating-the-causal-effect-pp.-196-199"/>
     <w:p>
       <w:pPr>
         <w:pStyle w:val="Heading2"/>
@@ -3209,7 +3274,7 @@
         <w:t xml:space="preserve">.</w:t>
       </w:r>
     </w:p>
-    <w:bookmarkStart w:id="19" w:name="g-estimation-algorithm"/>
+    <w:bookmarkStart w:id="21" w:name="g-estimation-algorithm"/>
     <w:p>
       <w:pPr>
         <w:pStyle w:val="Heading3"/>
@@ -3218,20 +3283,39 @@
         <w:t xml:space="preserve">4.1 G-Estimation Algorithm</w:t>
       </w:r>
     </w:p>
+    <w:bookmarkStart w:id="20" w:name="alg-g-estimation"/>
     <w:p>
       <w:pPr>
         <w:pStyle w:val="FirstParagraph"/>
       </w:pPr>
-      <w:r>
-        <w:rPr>
-          <w:b/>
-          <w:bCs/>
-        </w:rPr>
-        <w:t xml:space="preserve">Step 1</w:t>
-      </w:r>
-      <w:r>
-        <w:t xml:space="preserve">: Specify a structural nested model</w:t>
-      </w:r>
+      <w:ins w:id="48" w:author="PR Preview" w:date="2024-01-01T00:00:00Z">
+        <w:r>
+          <w:rPr>
+            <w:b/>
+            <w:bCs/>
+          </w:rPr>
+          <w:t xml:space="preserve">Algorithm 1 (G-Estimation Algorithm)</w:t>
+        </w:r>
+      </w:ins>
+      <w:ins w:id="48" w:author="PR Preview" w:date="2024-01-01T00:00:00Z">
+        <w:r>
+          <w:t xml:space="preserve"> </w:t>
+        </w:r>
+      </w:ins>
+      <w:ins w:id="48" w:author="PR Preview" w:date="2024-01-01T00:00:00Z">
+        <w:r>
+          <w:rPr>
+            <w:b/>
+            <w:bCs/>
+          </w:rPr>
+          <w:t xml:space="preserve">Step 1</w:t>
+        </w:r>
+      </w:ins>
+      <w:ins w:id="48" w:author="PR Preview" w:date="2024-01-01T00:00:00Z">
+        <w:r>
+          <w:t xml:space="preserve">: Specify a structural nested model</w:t>
+        </w:r>
+      </w:ins>
     </w:p>
     <w:p>
       <w:pPr>
@@ -4280,8 +4364,9 @@
         <w:t xml:space="preserve">).</w:t>
       </w:r>
     </w:p>
-    <w:bookmarkEnd w:id="19"/>
-    <w:bookmarkStart w:id="20" w:name="example-simple-model"/>
+    <w:bookmarkEnd w:id="20"/>
+    <w:bookmarkEnd w:id="21"/>
+    <w:bookmarkStart w:id="22" w:name="example-simple-model"/>
     <w:p>
       <w:pPr>
         <w:pStyle w:val="Heading3"/>
@@ -5144,9 +5229,9 @@
         <w:t xml:space="preserve">in some cases: consistent if either the effect model or the treatment model is correct.</w:t>
       </w:r>
     </w:p>
-    <w:bookmarkEnd w:id="20"/>
-    <w:bookmarkEnd w:id="21"/>
-    <w:bookmarkStart w:id="24" w:name="Xfb4e3cad2be7222ab43c0e11af198a8d9a4a00f"/>
+    <w:bookmarkEnd w:id="22"/>
+    <w:bookmarkEnd w:id="23"/>
+    <w:bookmarkStart w:id="26" w:name="Xfb4e3cad2be7222ab43c0e11af198a8d9a4a00f"/>
     <w:p>
       <w:pPr>
         <w:pStyle w:val="Heading2"/>
@@ -5170,7 +5255,7 @@
         <w:t xml:space="preserve">G-estimation has robustness properties that differ from IP weighting and standardization.</w:t>
       </w:r>
     </w:p>
-    <w:bookmarkStart w:id="22" w:name="robustness-properties"/>
+    <w:bookmarkStart w:id="24" w:name="robustness-properties"/>
     <w:p>
       <w:pPr>
         <w:pStyle w:val="Heading3"/>
@@ -5494,8 +5579,8 @@
         <w:t xml:space="preserve">- This is similar to doubly robust IP weighted estimators</w:t>
       </w:r>
     </w:p>
-    <w:bookmarkEnd w:id="22"/>
-    <w:bookmarkStart w:id="23" w:name="comparison-to-other-methods"/>
+    <w:bookmarkEnd w:id="24"/>
+    <w:bookmarkStart w:id="25" w:name="comparison-to-other-methods"/>
     <w:p>
       <w:pPr>
         <w:pStyle w:val="Heading3"/>
@@ -5872,9 +5957,9 @@
         <w:t xml:space="preserve">However, G-estimation requires rank preservation, which is a strong assumption that IP weighting and standardization do not require.</w:t>
       </w:r>
     </w:p>
-    <w:bookmarkEnd w:id="23"/>
-    <w:bookmarkEnd w:id="24"/>
-    <w:bookmarkStart w:id="27" w:name="Xbda1e2285ad6c34bc888c52b3378ad882119bd5"/>
+    <w:bookmarkEnd w:id="25"/>
+    <w:bookmarkEnd w:id="26"/>
+    <w:bookmarkStart w:id="29" w:name="Xbda1e2285ad6c34bc888c52b3378ad882119bd5"/>
     <w:p>
       <w:pPr>
         <w:pStyle w:val="Heading2"/>
@@ -5898,7 +5983,7 @@
         <w:t xml:space="preserve">From the SNMM, we can compute the average causal effect.</w:t>
       </w:r>
     </w:p>
-    <w:bookmarkStart w:id="25" w:name="from-conditional-to-marginal-effects"/>
+    <w:bookmarkStart w:id="27" w:name="from-conditional-to-marginal-effects"/>
     <w:p>
       <w:pPr>
         <w:pStyle w:val="Heading3"/>
@@ -6570,8 +6655,8 @@
         <w:t xml:space="preserve">.</w:t>
       </w:r>
     </w:p>
-    <w:bookmarkEnd w:id="25"/>
-    <w:bookmarkStart w:id="26" w:name="effect-in-specific-subgroups"/>
+    <w:bookmarkEnd w:id="27"/>
+    <w:bookmarkStart w:id="28" w:name="effect-in-specific-subgroups"/>
     <w:p>
       <w:pPr>
         <w:pStyle w:val="Heading3"/>
@@ -7349,9 +7434,9 @@
         <w:t xml:space="preserve">This is similar to the g-formula, but based on modeling the effect rather than the full outcome.</w:t>
       </w:r>
     </w:p>
-    <w:bookmarkEnd w:id="26"/>
-    <w:bookmarkEnd w:id="27"/>
-    <w:bookmarkStart w:id="30" w:name="X273fcad0828f9b2dad9248ba56abdfbeccc35f3"/>
+    <w:bookmarkEnd w:id="28"/>
+    <w:bookmarkEnd w:id="29"/>
+    <w:bookmarkStart w:id="33" w:name="X273fcad0828f9b2dad9248ba56abdfbeccc35f3"/>
     <w:p>
       <w:pPr>
         <w:pStyle w:val="Heading2"/>
@@ -7375,7 +7460,7 @@
         <w:t xml:space="preserve">SNMMs can include multiple effect modifiers.</w:t>
       </w:r>
     </w:p>
-    <w:bookmarkStart w:id="28" w:name="general-snmm"/>
+    <w:bookmarkStart w:id="30" w:name="general-snmm"/>
     <w:p>
       <w:pPr>
         <w:pStyle w:val="Heading3"/>
@@ -8017,8 +8102,8 @@
         <w:t xml:space="preserve">is the number of parameters.</w:t>
       </w:r>
     </w:p>
-    <w:bookmarkEnd w:id="28"/>
-    <w:bookmarkStart w:id="29" w:name="choice-of-estimating-functions"/>
+    <w:bookmarkEnd w:id="30"/>
+    <w:bookmarkStart w:id="32" w:name="choice-of-estimating-functions"/>
     <w:p>
       <w:pPr>
         <w:pStyle w:val="Heading3"/>
@@ -8027,403 +8112,452 @@
         <w:t xml:space="preserve">7.2 Choice of Estimating Functions</w:t>
       </w:r>
     </w:p>
-    <w:p>
-      <w:pPr>
-        <w:pStyle w:val="FirstParagraph"/>
-      </w:pPr>
-      <w:r>
-        <w:t xml:space="preserve">Common choices for</w:t>
-      </w:r>
-      <w:r>
-        <w:t xml:space="preserve"> </w:t>
-      </w:r>
-      <m:oMath>
-        <m:sSub>
-          <m:e>
-            <m:r>
-              <m:t>U</m:t>
-            </m:r>
-          </m:e>
-          <m:sub>
-            <m:r>
-              <m:t>i</m:t>
-            </m:r>
-            <m:r>
-              <m:t>j</m:t>
-            </m:r>
-          </m:sub>
-        </m:sSub>
-      </m:oMath>
-      <w:r>
-        <w:t xml:space="preserve">:</w:t>
-      </w:r>
-    </w:p>
-    <w:p>
-      <w:pPr>
-        <w:pStyle w:val="Compact"/>
-        <w:numPr>
-          <w:ilvl w:val="0"/>
-          <w:numId w:val="1004"/>
-        </w:numPr>
-      </w:pPr>
-      <w:r>
-        <w:rPr>
-          <w:b/>
-          <w:bCs/>
-        </w:rPr>
-        <w:t xml:space="preserve">Simple</w:t>
-      </w:r>
-      <w:r>
-        <w:t xml:space="preserve">:</w:t>
-      </w:r>
-      <w:r>
-        <w:t xml:space="preserve"> </w:t>
-      </w:r>
-      <m:oMath>
-        <m:sSub>
-          <m:e>
-            <m:r>
-              <m:t>U</m:t>
-            </m:r>
-          </m:e>
-          <m:sub>
-            <m:r>
-              <m:t>i</m:t>
-            </m:r>
-          </m:sub>
-        </m:sSub>
-        <m:r>
-          <m:rPr>
-            <m:sty m:val="p"/>
-          </m:rPr>
-          <m:t>=</m:t>
-        </m:r>
-        <m:r>
-          <m:rPr>
-            <m:sty m:val="p"/>
-          </m:rPr>
-          <m:t>(</m:t>
-        </m:r>
-        <m:sSub>
-          <m:e>
-            <m:r>
-              <m:t>A</m:t>
-            </m:r>
-          </m:e>
-          <m:sub>
-            <m:r>
-              <m:t>i</m:t>
-            </m:r>
-          </m:sub>
-        </m:sSub>
-        <m:r>
-          <m:rPr>
-            <m:sty m:val="p"/>
-          </m:rPr>
-          <m:t>,</m:t>
-        </m:r>
-        <m:sSub>
-          <m:e>
-            <m:r>
-              <m:t>A</m:t>
-            </m:r>
-          </m:e>
-          <m:sub>
-            <m:r>
-              <m:t>i</m:t>
-            </m:r>
-          </m:sub>
-        </m:sSub>
-        <m:sSub>
-          <m:e>
-            <m:r>
-              <m:t>L</m:t>
-            </m:r>
-          </m:e>
-          <m:sub>
-            <m:r>
-              <m:t>i</m:t>
-            </m:r>
-            <m:r>
-              <m:t>1</m:t>
-            </m:r>
-          </m:sub>
-        </m:sSub>
-        <m:r>
-          <m:rPr>
-            <m:sty m:val="p"/>
-          </m:rPr>
-          <m:t>,</m:t>
-        </m:r>
-        <m:sSub>
-          <m:e>
-            <m:r>
-              <m:t>A</m:t>
-            </m:r>
-          </m:e>
-          <m:sub>
-            <m:r>
-              <m:t>i</m:t>
-            </m:r>
-          </m:sub>
-        </m:sSub>
-        <m:sSub>
-          <m:e>
-            <m:r>
-              <m:t>L</m:t>
-            </m:r>
-          </m:e>
-          <m:sub>
-            <m:r>
-              <m:t>i</m:t>
-            </m:r>
-            <m:r>
-              <m:t>2</m:t>
-            </m:r>
-          </m:sub>
-        </m:sSub>
-        <m:r>
-          <m:rPr>
-            <m:sty m:val="p"/>
-          </m:rPr>
-          <m:t>,</m:t>
-        </m:r>
-        <m:r>
-          <m:rPr>
-            <m:sty m:val="p"/>
-          </m:rPr>
-          <m:t>…</m:t>
-        </m:r>
-        <m:sSup>
-          <m:e>
-            <m:r>
-              <m:rPr>
-                <m:sty m:val="p"/>
-              </m:rPr>
-              <m:t>)</m:t>
-            </m:r>
-          </m:e>
-          <m:sup>
-            <m:r>
-              <m:rPr>
-                <m:sty m:val="p"/>
-              </m:rPr>
-              <m:t>⊤</m:t>
-            </m:r>
-          </m:sup>
-        </m:sSup>
-      </m:oMath>
-    </w:p>
-    <w:p>
-      <w:pPr>
-        <w:pStyle w:val="Compact"/>
-        <w:numPr>
-          <w:ilvl w:val="0"/>
-          <w:numId w:val="1004"/>
-        </w:numPr>
-      </w:pPr>
-      <w:r>
-        <w:rPr>
-          <w:b/>
-          <w:bCs/>
-        </w:rPr>
-        <w:t xml:space="preserve">Optimal</w:t>
-      </w:r>
-      <w:r>
-        <w:t xml:space="preserve">:</w:t>
-      </w:r>
-      <w:r>
-        <w:t xml:space="preserve"> </w:t>
-      </w:r>
-      <m:oMath>
-        <m:sSub>
-          <m:e>
-            <m:r>
-              <m:t>U</m:t>
-            </m:r>
-          </m:e>
-          <m:sub>
-            <m:r>
-              <m:t>i</m:t>
-            </m:r>
-          </m:sub>
-        </m:sSub>
-        <m:r>
-          <m:rPr>
-            <m:sty m:val="p"/>
-          </m:rPr>
-          <m:t>=</m:t>
-        </m:r>
-        <m:r>
-          <m:rPr>
-            <m:sty m:val="p"/>
-          </m:rPr>
-          <m:t>(</m:t>
-        </m:r>
-        <m:sSub>
-          <m:e>
-            <m:r>
-              <m:t>A</m:t>
-            </m:r>
-          </m:e>
-          <m:sub>
-            <m:r>
-              <m:t>i</m:t>
-            </m:r>
-          </m:sub>
-        </m:sSub>
-        <m:r>
-          <m:rPr>
-            <m:sty m:val="p"/>
-          </m:rPr>
-          <m:t>−</m:t>
-        </m:r>
-        <m:r>
-          <m:rPr>
-            <m:nor/>
-            <m:sty m:val="p"/>
-          </m:rPr>
-          <m:t>E</m:t>
-        </m:r>
-        <m:d>
-          <m:dPr>
-            <m:begChr m:val="["/>
-            <m:sepChr m:val=""/>
-            <m:endChr m:val="]"/>
-            <m:grow/>
-          </m:dPr>
-          <m:e>
-            <m:r>
-              <m:t>A</m:t>
-            </m:r>
-            <m:r>
-              <m:rPr>
-                <m:sty m:val="p"/>
-              </m:rPr>
-              <m:t>∣</m:t>
-            </m:r>
-            <m:sSub>
-              <m:e>
-                <m:r>
-                  <m:t>L</m:t>
-                </m:r>
-              </m:e>
-              <m:sub>
-                <m:r>
-                  <m:t>i</m:t>
-                </m:r>
-              </m:sub>
-            </m:sSub>
-          </m:e>
-        </m:d>
-        <m:r>
-          <m:rPr>
-            <m:sty m:val="p"/>
-          </m:rPr>
-          <m:t>)</m:t>
-        </m:r>
-        <m:r>
-          <m:rPr>
-            <m:sty m:val="p"/>
-          </m:rPr>
-          <m:t>(</m:t>
-        </m:r>
-        <m:r>
-          <m:t>1</m:t>
-        </m:r>
-        <m:r>
-          <m:rPr>
-            <m:sty m:val="p"/>
-          </m:rPr>
-          <m:t>,</m:t>
-        </m:r>
-        <m:sSub>
-          <m:e>
-            <m:r>
-              <m:t>L</m:t>
-            </m:r>
-          </m:e>
-          <m:sub>
-            <m:r>
-              <m:t>i</m:t>
-            </m:r>
-            <m:r>
-              <m:t>1</m:t>
-            </m:r>
-          </m:sub>
-        </m:sSub>
-        <m:r>
-          <m:rPr>
-            <m:sty m:val="p"/>
-          </m:rPr>
-          <m:t>,</m:t>
-        </m:r>
-        <m:sSub>
-          <m:e>
-            <m:r>
-              <m:t>L</m:t>
-            </m:r>
-          </m:e>
-          <m:sub>
-            <m:r>
-              <m:t>i</m:t>
-            </m:r>
-            <m:r>
-              <m:t>2</m:t>
-            </m:r>
-          </m:sub>
-        </m:sSub>
-        <m:r>
-          <m:rPr>
-            <m:sty m:val="p"/>
-          </m:rPr>
-          <m:t>,</m:t>
-        </m:r>
-        <m:r>
-          <m:rPr>
-            <m:sty m:val="p"/>
-          </m:rPr>
-          <m:t>…</m:t>
-        </m:r>
-        <m:sSup>
-          <m:e>
-            <m:r>
-              <m:rPr>
-                <m:sty m:val="p"/>
-              </m:rPr>
-              <m:t>)</m:t>
-            </m:r>
-          </m:e>
-          <m:sup>
-            <m:r>
-              <m:rPr>
-                <m:sty m:val="p"/>
-              </m:rPr>
-              <m:t>⊤</m:t>
-            </m:r>
-          </m:sup>
-        </m:sSup>
-      </m:oMath>
-    </w:p>
-    <w:p>
-      <w:pPr>
-        <w:pStyle w:val="Compact"/>
-        <w:numPr>
-          <w:ilvl w:val="0"/>
-          <w:numId w:val="1004"/>
-        </w:numPr>
-      </w:pPr>
-      <w:r>
-        <w:rPr>
-          <w:b/>
-          <w:bCs/>
-        </w:rPr>
-        <w:t xml:space="preserve">Doubly robust</w:t>
-      </w:r>
-      <w:r>
-        <w:t xml:space="preserve">: More complex functions that achieve double robustness</w:t>
-      </w:r>
-    </w:p>
+    <w:tbl>
+      <w:tblPr>
+        <w:tblStyle w:val="Table"/>
+        <w:tblInd w:w="164" w:type="dxa"/>
+        <w:tblBorders>
+          <w:left w:val="single" w:sz="24" w:space="0" w:color="909090"/>
+        </w:tblBorders>
+        <w:tblCellMar>
+          <w:left w:w="0" w:type="dxa"/>
+          <w:right w:w="0" w:type="dxa"/>
+        </w:tblCellMar>
+        <w:tblLook w:firstRow="0" w:lastRow="0" w:firstColumn="0" w:lastColumn="0" w:noHBand="0" w:noVBand="0" w:val="0000"/>
+      </w:tblPr>
+      <w:tblGrid>
+        <w:gridCol w:w="7920"/>
+      </w:tblGrid>
+      <w:tr>
+        <w:trPr>
+          <w:cantSplit/>
+        </w:trPr>
+        <w:tc>
+          <w:tcPr>
+            <w:tcMar>
+              <w:left w:w="144" w:type="dxa"/>
+            </w:tcMar>
+          </w:tcPr>
+          <w:p>
+            <w:pPr>
+              <w:pStyle w:val="FirstParagraph"/>
+            </w:pPr>
+            <w:pPr>
+              <w:spacing w:before="16" w:after="64"/>
+            </w:pPr>
+          </w:p>
+          <w:bookmarkStart w:id="31" w:name="def-g-estimation-functions"/>
+          <w:p>
+            <w:pPr>
+              <w:pStyle w:val="BodyText"/>
+            </w:pPr>
+            <w:r>
+              <w:rPr>
+                <w:b/>
+                <w:bCs/>
+              </w:rPr>
+              <w:t xml:space="preserve">Definition 5 (Choice of Estimating Functions for G-Estimation)</w:t>
+            </w:r>
+            <w:r>
+              <w:t xml:space="preserve"> </w:t>
+            </w:r>
+            <w:r>
+              <w:t xml:space="preserve">Common choices for</w:t>
+            </w:r>
+            <w:r>
+              <w:t xml:space="preserve"> </w:t>
+            </w:r>
+            <m:oMath>
+              <m:sSub>
+                <m:e>
+                  <m:r>
+                    <m:t>U</m:t>
+                  </m:r>
+                </m:e>
+                <m:sub>
+                  <m:r>
+                    <m:t>i</m:t>
+                  </m:r>
+                  <m:r>
+                    <m:t>j</m:t>
+                  </m:r>
+                </m:sub>
+              </m:sSub>
+            </m:oMath>
+            <w:r>
+              <w:t xml:space="preserve">:</w:t>
+            </w:r>
+          </w:p>
+          <w:p>
+            <w:pPr>
+              <w:pStyle w:val="Compact"/>
+              <w:numPr>
+                <w:ilvl w:val="0"/>
+                <w:numId w:val="1004"/>
+              </w:numPr>
+            </w:pPr>
+            <w:r>
+              <w:rPr>
+                <w:b/>
+                <w:bCs/>
+              </w:rPr>
+              <w:t xml:space="preserve">Simple</w:t>
+            </w:r>
+            <w:r>
+              <w:t xml:space="preserve">:</w:t>
+            </w:r>
+            <w:r>
+              <w:t xml:space="preserve"> </w:t>
+            </w:r>
+            <m:oMath>
+              <m:sSub>
+                <m:e>
+                  <m:r>
+                    <m:t>U</m:t>
+                  </m:r>
+                </m:e>
+                <m:sub>
+                  <m:r>
+                    <m:t>i</m:t>
+                  </m:r>
+                </m:sub>
+              </m:sSub>
+              <m:r>
+                <m:rPr>
+                  <m:sty m:val="p"/>
+                </m:rPr>
+                <m:t>=</m:t>
+              </m:r>
+              <m:r>
+                <m:rPr>
+                  <m:sty m:val="p"/>
+                </m:rPr>
+                <m:t>(</m:t>
+              </m:r>
+              <m:sSub>
+                <m:e>
+                  <m:r>
+                    <m:t>A</m:t>
+                  </m:r>
+                </m:e>
+                <m:sub>
+                  <m:r>
+                    <m:t>i</m:t>
+                  </m:r>
+                </m:sub>
+              </m:sSub>
+              <m:r>
+                <m:rPr>
+                  <m:sty m:val="p"/>
+                </m:rPr>
+                <m:t>,</m:t>
+              </m:r>
+              <m:sSub>
+                <m:e>
+                  <m:r>
+                    <m:t>A</m:t>
+                  </m:r>
+                </m:e>
+                <m:sub>
+                  <m:r>
+                    <m:t>i</m:t>
+                  </m:r>
+                </m:sub>
+              </m:sSub>
+              <m:sSub>
+                <m:e>
+                  <m:r>
+                    <m:t>L</m:t>
+                  </m:r>
+                </m:e>
+                <m:sub>
+                  <m:r>
+                    <m:t>i</m:t>
+                  </m:r>
+                  <m:r>
+                    <m:t>1</m:t>
+                  </m:r>
+                </m:sub>
+              </m:sSub>
+              <m:r>
+                <m:rPr>
+                  <m:sty m:val="p"/>
+                </m:rPr>
+                <m:t>,</m:t>
+              </m:r>
+              <m:sSub>
+                <m:e>
+                  <m:r>
+                    <m:t>A</m:t>
+                  </m:r>
+                </m:e>
+                <m:sub>
+                  <m:r>
+                    <m:t>i</m:t>
+                  </m:r>
+                </m:sub>
+              </m:sSub>
+              <m:sSub>
+                <m:e>
+                  <m:r>
+                    <m:t>L</m:t>
+                  </m:r>
+                </m:e>
+                <m:sub>
+                  <m:r>
+                    <m:t>i</m:t>
+                  </m:r>
+                  <m:r>
+                    <m:t>2</m:t>
+                  </m:r>
+                </m:sub>
+              </m:sSub>
+              <m:r>
+                <m:rPr>
+                  <m:sty m:val="p"/>
+                </m:rPr>
+                <m:t>,</m:t>
+              </m:r>
+              <m:r>
+                <m:rPr>
+                  <m:sty m:val="p"/>
+                </m:rPr>
+                <m:t>…</m:t>
+              </m:r>
+              <m:sSup>
+                <m:e>
+                  <m:r>
+                    <m:rPr>
+                      <m:sty m:val="p"/>
+                    </m:rPr>
+                    <m:t>)</m:t>
+                  </m:r>
+                </m:e>
+                <m:sup>
+                  <m:r>
+                    <m:rPr>
+                      <m:sty m:val="p"/>
+                    </m:rPr>
+                    <m:t>⊤</m:t>
+                  </m:r>
+                </m:sup>
+              </m:sSup>
+            </m:oMath>
+          </w:p>
+          <w:p>
+            <w:pPr>
+              <w:pStyle w:val="Compact"/>
+              <w:numPr>
+                <w:ilvl w:val="0"/>
+                <w:numId w:val="1004"/>
+              </w:numPr>
+            </w:pPr>
+            <w:r>
+              <w:rPr>
+                <w:b/>
+                <w:bCs/>
+              </w:rPr>
+              <w:t xml:space="preserve">Optimal</w:t>
+            </w:r>
+            <w:r>
+              <w:t xml:space="preserve">:</w:t>
+            </w:r>
+            <w:r>
+              <w:t xml:space="preserve"> </w:t>
+            </w:r>
+            <m:oMath>
+              <m:sSub>
+                <m:e>
+                  <m:r>
+                    <m:t>U</m:t>
+                  </m:r>
+                </m:e>
+                <m:sub>
+                  <m:r>
+                    <m:t>i</m:t>
+                  </m:r>
+                </m:sub>
+              </m:sSub>
+              <m:r>
+                <m:rPr>
+                  <m:sty m:val="p"/>
+                </m:rPr>
+                <m:t>=</m:t>
+              </m:r>
+              <m:r>
+                <m:rPr>
+                  <m:sty m:val="p"/>
+                </m:rPr>
+                <m:t>(</m:t>
+              </m:r>
+              <m:sSub>
+                <m:e>
+                  <m:r>
+                    <m:t>A</m:t>
+                  </m:r>
+                </m:e>
+                <m:sub>
+                  <m:r>
+                    <m:t>i</m:t>
+                  </m:r>
+                </m:sub>
+              </m:sSub>
+              <m:r>
+                <m:rPr>
+                  <m:sty m:val="p"/>
+                </m:rPr>
+                <m:t>−</m:t>
+              </m:r>
+              <m:r>
+                <m:rPr>
+                  <m:nor/>
+                  <m:sty m:val="p"/>
+                </m:rPr>
+                <m:t>E</m:t>
+              </m:r>
+              <m:d>
+                <m:dPr>
+                  <m:begChr m:val="["/>
+                  <m:sepChr m:val=""/>
+                  <m:endChr m:val="]"/>
+                  <m:grow/>
+                </m:dPr>
+                <m:e>
+                  <m:r>
+                    <m:t>A</m:t>
+                  </m:r>
+                  <m:r>
+                    <m:rPr>
+                      <m:sty m:val="p"/>
+                    </m:rPr>
+                    <m:t>∣</m:t>
+                  </m:r>
+                  <m:sSub>
+                    <m:e>
+                      <m:r>
+                        <m:t>L</m:t>
+                      </m:r>
+                    </m:e>
+                    <m:sub>
+                      <m:r>
+                        <m:t>i</m:t>
+                      </m:r>
+                    </m:sub>
+                  </m:sSub>
+                </m:e>
+              </m:d>
+              <m:r>
+                <m:rPr>
+                  <m:sty m:val="p"/>
+                </m:rPr>
+                <m:t>)</m:t>
+              </m:r>
+              <m:r>
+                <m:rPr>
+                  <m:sty m:val="p"/>
+                </m:rPr>
+                <m:t>(</m:t>
+              </m:r>
+              <m:r>
+                <m:t>1</m:t>
+              </m:r>
+              <m:r>
+                <m:rPr>
+                  <m:sty m:val="p"/>
+                </m:rPr>
+                <m:t>,</m:t>
+              </m:r>
+              <m:sSub>
+                <m:e>
+                  <m:r>
+                    <m:t>L</m:t>
+                  </m:r>
+                </m:e>
+                <m:sub>
+                  <m:r>
+                    <m:t>i</m:t>
+                  </m:r>
+                  <m:r>
+                    <m:t>1</m:t>
+                  </m:r>
+                </m:sub>
+              </m:sSub>
+              <m:r>
+                <m:rPr>
+                  <m:sty m:val="p"/>
+                </m:rPr>
+                <m:t>,</m:t>
+              </m:r>
+              <m:sSub>
+                <m:e>
+                  <m:r>
+                    <m:t>L</m:t>
+                  </m:r>
+                </m:e>
+                <m:sub>
+                  <m:r>
+                    <m:t>i</m:t>
+                  </m:r>
+                  <m:r>
+                    <m:t>2</m:t>
+                  </m:r>
+                </m:sub>
+              </m:sSub>
+              <m:r>
+                <m:rPr>
+                  <m:sty m:val="p"/>
+                </m:rPr>
+                <m:t>,</m:t>
+              </m:r>
+              <m:r>
+                <m:rPr>
+                  <m:sty m:val="p"/>
+                </m:rPr>
+                <m:t>…</m:t>
+              </m:r>
+              <m:sSup>
+                <m:e>
+                  <m:r>
+                    <m:rPr>
+                      <m:sty m:val="p"/>
+                    </m:rPr>
+                    <m:t>)</m:t>
+                  </m:r>
+                </m:e>
+                <m:sup>
+                  <m:r>
+                    <m:rPr>
+                      <m:sty m:val="p"/>
+                    </m:rPr>
+                    <m:t>⊤</m:t>
+                  </m:r>
+                </m:sup>
+              </m:sSup>
+            </m:oMath>
+          </w:p>
+          <w:p>
+            <w:pPr>
+              <w:pStyle w:val="Compact"/>
+              <w:numPr>
+                <w:ilvl w:val="0"/>
+                <w:numId w:val="1004"/>
+              </w:numPr>
+            </w:pPr>
+            <w:r>
+              <w:rPr>
+                <w:b/>
+                <w:bCs/>
+              </w:rPr>
+              <w:t xml:space="preserve">Doubly robust</w:t>
+            </w:r>
+            <w:r>
+              <w:t xml:space="preserve">: More complex functions that achieve double robustness</w:t>
+            </w:r>
+          </w:p>
+          <w:bookmarkEnd w:id="31"/>
+        </w:tc>
+      </w:tr>
+    </w:tbl>
     <w:p>
       <w:pPr>
         <w:pStyle w:val="FirstParagraph"/>
@@ -8515,9 +8649,9 @@
         <w:t xml:space="preserve">For complex SNMMs with many parameters and interactions, solving the estimating equations requires numerical methods (e.g., Newton-Raphson).</w:t>
       </w:r>
     </w:p>
-    <w:bookmarkEnd w:id="29"/>
-    <w:bookmarkEnd w:id="30"/>
-    <w:bookmarkStart w:id="33" w:name="censoring-and-missing-data-pp.-204-206"/>
+    <w:bookmarkEnd w:id="32"/>
+    <w:bookmarkEnd w:id="33"/>
+    <w:bookmarkStart w:id="37" w:name="censoring-and-missing-data-pp.-204-206"/>
     <w:p>
       <w:pPr>
         <w:pStyle w:val="Heading2"/>
@@ -8541,7 +8675,7 @@
         <w:t xml:space="preserve">G-estimation extends to handle censoring and missing outcomes.</w:t>
       </w:r>
     </w:p>
-    <w:bookmarkStart w:id="31" w:name="censoring-weights"/>
+    <w:bookmarkStart w:id="35" w:name="censoring-weights"/>
     <w:p>
       <w:pPr>
         <w:pStyle w:val="Heading3"/>
@@ -8604,99 +8738,455 @@
         <w:t xml:space="preserve">if observed.</w:t>
       </w:r>
     </w:p>
-    <w:p>
-      <w:pPr>
-        <w:pStyle w:val="BodyText"/>
-      </w:pPr>
-      <w:r>
-        <w:rPr>
-          <w:b/>
-          <w:bCs/>
-        </w:rPr>
-        <w:t xml:space="preserve">Assumption</w:t>
-      </w:r>
-      <w:r>
-        <w:t xml:space="preserve">:</w:t>
-      </w:r>
-      <w:r>
-        <w:t xml:space="preserve"> </w:t>
-      </w:r>
-      <m:oMath>
-        <m:r>
-          <m:t>C</m:t>
-        </m:r>
-        <m:r>
-          <m:rPr>
-            <m:sty m:val="p"/>
-          </m:rPr>
-          <m:t>⟂</m:t>
-        </m:r>
-        <m:r>
-          <m:t>​</m:t>
-        </m:r>
-        <m:r>
-          <m:t>​</m:t>
-        </m:r>
-        <m:r>
-          <m:t>​</m:t>
-        </m:r>
-        <m:r>
-          <m:rPr>
-            <m:sty m:val="p"/>
-          </m:rPr>
-          <m:t>⟂</m:t>
-        </m:r>
-        <m:sSup>
-          <m:e>
-            <m:r>
-              <m:t>Y</m:t>
-            </m:r>
-          </m:e>
-          <m:sup>
-            <m:r>
-              <m:t>a</m:t>
-            </m:r>
-          </m:sup>
-        </m:sSup>
-        <m:r>
-          <m:rPr>
-            <m:sty m:val="p"/>
-          </m:rPr>
-          <m:t>∣</m:t>
-        </m:r>
-        <m:r>
-          <m:t>A</m:t>
-        </m:r>
-        <m:r>
-          <m:rPr>
-            <m:sty m:val="p"/>
-          </m:rPr>
-          <m:t>,</m:t>
-        </m:r>
-        <m:r>
-          <m:t>L</m:t>
-        </m:r>
-      </m:oMath>
-      <w:r>
-        <w:t xml:space="preserve"> </w:t>
-      </w:r>
-      <w:r>
-        <w:t xml:space="preserve">(censoring independent of potential outcomes given treatment and covariates)</w:t>
-      </w:r>
-    </w:p>
-    <w:p>
-      <w:pPr>
-        <w:pStyle w:val="BodyText"/>
-      </w:pPr>
-      <w:r>
-        <w:rPr>
-          <w:b/>
-          <w:bCs/>
-        </w:rPr>
-        <w:t xml:space="preserve">Weighted estimating equation</w:t>
-      </w:r>
-      <w:r>
-        <w:t xml:space="preserve">:</w:t>
+    <w:tbl>
+      <w:tblPr>
+        <w:tblStyle w:val="Table"/>
+        <w:tblInd w:w="164" w:type="dxa"/>
+        <w:tblBorders>
+          <w:left w:val="single" w:sz="24" w:space="0" w:color="909090"/>
+        </w:tblBorders>
+        <w:tblCellMar>
+          <w:left w:w="0" w:type="dxa"/>
+          <w:right w:w="0" w:type="dxa"/>
+        </w:tblCellMar>
+        <w:tblLook w:firstRow="0" w:lastRow="0" w:firstColumn="0" w:lastColumn="0" w:noHBand="0" w:noVBand="0" w:val="0000"/>
+      </w:tblPr>
+      <w:tblGrid>
+        <w:gridCol w:w="7920"/>
+      </w:tblGrid>
+      <w:tr>
+        <w:trPr>
+          <w:cantSplit/>
+        </w:trPr>
+        <w:tc>
+          <w:tcPr>
+            <w:tcMar>
+              <w:left w:w="144" w:type="dxa"/>
+            </w:tcMar>
+          </w:tcPr>
+          <w:p>
+            <w:pPr>
+              <w:pStyle w:val="BodyText"/>
+            </w:pPr>
+            <w:pPr>
+              <w:spacing w:before="16" w:after="64"/>
+            </w:pPr>
+          </w:p>
+          <w:bookmarkStart w:id="34" w:name="def-g-estimation-censoring"/>
+          <w:p>
+            <w:pPr>
+              <w:pStyle w:val="BodyText"/>
+            </w:pPr>
+            <w:r>
+              <w:rPr>
+                <w:b/>
+                <w:bCs/>
+              </w:rPr>
+              <w:t xml:space="preserve">Definition 6 (G-Estimation with Censoring Weights)</w:t>
+            </w:r>
+            <w:r>
+              <w:t xml:space="preserve"> </w:t>
+            </w:r>
+            <w:r>
+              <w:t xml:space="preserve">Under the assumption</w:t>
+            </w:r>
+            <w:r>
+              <w:t xml:space="preserve"> </w:t>
+            </w:r>
+            <m:oMath>
+              <m:r>
+                <m:t>C</m:t>
+              </m:r>
+              <m:r>
+                <m:rPr>
+                  <m:sty m:val="p"/>
+                </m:rPr>
+                <m:t>⟂</m:t>
+              </m:r>
+              <m:r>
+                <m:t>​</m:t>
+              </m:r>
+              <m:r>
+                <m:t>​</m:t>
+              </m:r>
+              <m:r>
+                <m:t>​</m:t>
+              </m:r>
+              <m:r>
+                <m:rPr>
+                  <m:sty m:val="p"/>
+                </m:rPr>
+                <m:t>⟂</m:t>
+              </m:r>
+              <m:sSup>
+                <m:e>
+                  <m:r>
+                    <m:t>Y</m:t>
+                  </m:r>
+                </m:e>
+                <m:sup>
+                  <m:r>
+                    <m:t>a</m:t>
+                  </m:r>
+                </m:sup>
+              </m:sSup>
+              <m:r>
+                <m:rPr>
+                  <m:sty m:val="p"/>
+                </m:rPr>
+                <m:t>∣</m:t>
+              </m:r>
+              <m:r>
+                <m:t>A</m:t>
+              </m:r>
+              <m:r>
+                <m:rPr>
+                  <m:sty m:val="p"/>
+                </m:rPr>
+                <m:t>,</m:t>
+              </m:r>
+              <m:r>
+                <m:t>L</m:t>
+              </m:r>
+            </m:oMath>
+            <w:r>
+              <w:t xml:space="preserve"> </w:t>
+            </w:r>
+            <w:r>
+              <w:t xml:space="preserve">(censoring independent of potential outcomes given treatment and covariates), the</w:t>
+            </w:r>
+            <w:r>
+              <w:t xml:space="preserve"> </w:t>
+            </w:r>
+            <w:r>
+              <w:rPr>
+                <w:b/>
+                <w:bCs/>
+              </w:rPr>
+              <w:t xml:space="preserve">weighted estimating equation</w:t>
+            </w:r>
+            <w:r>
+              <w:t xml:space="preserve"> </w:t>
+            </w:r>
+            <w:r>
+              <w:t xml:space="preserve">is</w:t>
+            </w:r>
+          </w:p>
+          <w:p>
+            <w:pPr>
+              <w:pStyle w:val="BodyText"/>
+            </w:pPr>
+            <m:oMathPara>
+              <m:oMathParaPr>
+                <m:jc m:val="center"/>
+              </m:oMathParaPr>
+              <m:oMath>
+                <m:nary>
+                  <m:naryPr>
+                    <m:chr m:val="∑"/>
+                    <m:limLoc m:val="undOvr"/>
+                    <m:subHide m:val="off"/>
+                    <m:supHide m:val="on"/>
+                  </m:naryPr>
+                  <m:sub>
+                    <m:r>
+                      <m:t>i</m:t>
+                    </m:r>
+                    <m:r>
+                      <m:rPr>
+                        <m:sty m:val="p"/>
+                      </m:rPr>
+                      <m:t>:</m:t>
+                    </m:r>
+                    <m:sSub>
+                      <m:e>
+                        <m:r>
+                          <m:t>C</m:t>
+                        </m:r>
+                      </m:e>
+                      <m:sub>
+                        <m:r>
+                          <m:t>i</m:t>
+                        </m:r>
+                      </m:sub>
+                    </m:sSub>
+                    <m:r>
+                      <m:rPr>
+                        <m:sty m:val="p"/>
+                      </m:rPr>
+                      <m:t>=</m:t>
+                    </m:r>
+                    <m:r>
+                      <m:t>0</m:t>
+                    </m:r>
+                  </m:sub>
+                  <m:sup>
+                    <m:r>
+                      <m:t>​</m:t>
+                    </m:r>
+                  </m:sup>
+                  <m:e>
+                    <m:f>
+                      <m:fPr>
+                        <m:type m:val="bar"/>
+                      </m:fPr>
+                      <m:num>
+                        <m:r>
+                          <m:t>1</m:t>
+                        </m:r>
+                      </m:num>
+                      <m:den>
+                        <m:r>
+                          <m:rPr>
+                            <m:sty m:val="p"/>
+                          </m:rPr>
+                          <m:t>Pr</m:t>
+                        </m:r>
+                        <m:r>
+                          <m:rPr>
+                            <m:sty m:val="p"/>
+                          </m:rPr>
+                          <m:t>[</m:t>
+                        </m:r>
+                        <m:sSub>
+                          <m:e>
+                            <m:r>
+                              <m:t>C</m:t>
+                            </m:r>
+                          </m:e>
+                          <m:sub>
+                            <m:r>
+                              <m:t>i</m:t>
+                            </m:r>
+                          </m:sub>
+                        </m:sSub>
+                        <m:r>
+                          <m:rPr>
+                            <m:sty m:val="p"/>
+                          </m:rPr>
+                          <m:t>=</m:t>
+                        </m:r>
+                        <m:r>
+                          <m:t>0</m:t>
+                        </m:r>
+                        <m:r>
+                          <m:rPr>
+                            <m:sty m:val="p"/>
+                          </m:rPr>
+                          <m:t>∣</m:t>
+                        </m:r>
+                        <m:sSub>
+                          <m:e>
+                            <m:r>
+                              <m:t>A</m:t>
+                            </m:r>
+                          </m:e>
+                          <m:sub>
+                            <m:r>
+                              <m:t>i</m:t>
+                            </m:r>
+                          </m:sub>
+                        </m:sSub>
+                        <m:r>
+                          <m:rPr>
+                            <m:sty m:val="p"/>
+                          </m:rPr>
+                          <m:t>,</m:t>
+                        </m:r>
+                        <m:sSub>
+                          <m:e>
+                            <m:r>
+                              <m:t>L</m:t>
+                            </m:r>
+                          </m:e>
+                          <m:sub>
+                            <m:r>
+                              <m:t>i</m:t>
+                            </m:r>
+                          </m:sub>
+                        </m:sSub>
+                        <m:r>
+                          <m:rPr>
+                            <m:sty m:val="p"/>
+                          </m:rPr>
+                          <m:t>]</m:t>
+                        </m:r>
+                      </m:den>
+                    </m:f>
+                  </m:e>
+                </m:nary>
+                <m:sSub>
+                  <m:e>
+                    <m:r>
+                      <m:t>U</m:t>
+                    </m:r>
+                  </m:e>
+                  <m:sub>
+                    <m:r>
+                      <m:t>i</m:t>
+                    </m:r>
+                  </m:sub>
+                </m:sSub>
+                <m:r>
+                  <m:rPr>
+                    <m:sty m:val="p"/>
+                  </m:rPr>
+                  <m:t>(</m:t>
+                </m:r>
+                <m:r>
+                  <m:t>ψ</m:t>
+                </m:r>
+                <m:r>
+                  <m:rPr>
+                    <m:sty m:val="p"/>
+                  </m:rPr>
+                  <m:t>)</m:t>
+                </m:r>
+                <m:r>
+                  <m:rPr>
+                    <m:sty m:val="p"/>
+                  </m:rPr>
+                  <m:t>[</m:t>
+                </m:r>
+                <m:sSub>
+                  <m:e>
+                    <m:r>
+                      <m:t>Y</m:t>
+                    </m:r>
+                  </m:e>
+                  <m:sub>
+                    <m:r>
+                      <m:t>i</m:t>
+                    </m:r>
+                  </m:sub>
+                </m:sSub>
+                <m:r>
+                  <m:rPr>
+                    <m:sty m:val="p"/>
+                  </m:rPr>
+                  <m:t>−</m:t>
+                </m:r>
+                <m:sSub>
+                  <m:e>
+                    <m:r>
+                      <m:t>A</m:t>
+                    </m:r>
+                  </m:e>
+                  <m:sub>
+                    <m:r>
+                      <m:t>i</m:t>
+                    </m:r>
+                  </m:sub>
+                </m:sSub>
+                <m:r>
+                  <m:t>γ</m:t>
+                </m:r>
+                <m:r>
+                  <m:rPr>
+                    <m:sty m:val="p"/>
+                  </m:rPr>
+                  <m:t>(</m:t>
+                </m:r>
+                <m:sSub>
+                  <m:e>
+                    <m:r>
+                      <m:t>A</m:t>
+                    </m:r>
+                  </m:e>
+                  <m:sub>
+                    <m:r>
+                      <m:t>i</m:t>
+                    </m:r>
+                  </m:sub>
+                </m:sSub>
+                <m:r>
+                  <m:rPr>
+                    <m:sty m:val="p"/>
+                  </m:rPr>
+                  <m:t>,</m:t>
+                </m:r>
+                <m:r>
+                  <m:t>0</m:t>
+                </m:r>
+                <m:r>
+                  <m:rPr>
+                    <m:sty m:val="p"/>
+                  </m:rPr>
+                  <m:t>;</m:t>
+                </m:r>
+                <m:r>
+                  <m:t>ψ</m:t>
+                </m:r>
+                <m:r>
+                  <m:rPr>
+                    <m:sty m:val="p"/>
+                  </m:rPr>
+                  <m:t>,</m:t>
+                </m:r>
+                <m:sSub>
+                  <m:e>
+                    <m:r>
+                      <m:t>L</m:t>
+                    </m:r>
+                  </m:e>
+                  <m:sub>
+                    <m:r>
+                      <m:t>i</m:t>
+                    </m:r>
+                  </m:sub>
+                </m:sSub>
+                <m:r>
+                  <m:rPr>
+                    <m:sty m:val="p"/>
+                  </m:rPr>
+                  <m:t>)</m:t>
+                </m:r>
+                <m:r>
+                  <m:rPr>
+                    <m:sty m:val="p"/>
+                  </m:rPr>
+                  <m:t>]</m:t>
+                </m:r>
+                <m:r>
+                  <m:rPr>
+                    <m:sty m:val="p"/>
+                  </m:rPr>
+                  <m:t>=</m:t>
+                </m:r>
+                <m:r>
+                  <m:t>0</m:t>
+                </m:r>
+              </m:oMath>
+            </m:oMathPara>
+          </w:p>
+          <w:bookmarkEnd w:id="34"/>
+        </w:tc>
+      </w:tr>
+    </w:tbl>
+    <w:p>
+      <w:pPr>
+        <w:pStyle w:val="FirstParagraph"/>
+      </w:pPr>
+      <w:r>
+        <w:t xml:space="preserve">This weights each uncensored observation by the inverse probability of being uncensored.</w:t>
+      </w:r>
+    </w:p>
+    <w:bookmarkEnd w:id="35"/>
+    <w:bookmarkStart w:id="36" w:name="joint-treatment-and-censoring-weights"/>
+    <w:p>
+      <w:pPr>
+        <w:pStyle w:val="Heading3"/>
+      </w:pPr>
+      <w:r>
+        <w:t xml:space="preserve">8.2 Joint Treatment and Censoring Weights</w:t>
+      </w:r>
+    </w:p>
+    <w:p>
+      <w:pPr>
+        <w:pStyle w:val="FirstParagraph"/>
+      </w:pPr>
+      <w:r>
+        <w:t xml:space="preserve">When we have both confounding and censoring:</w:t>
       </w:r>
     </w:p>
     <w:p>
@@ -8753,319 +9243,6 @@
               </m:r>
             </m:sup>
             <m:e>
-              <m:f>
-                <m:fPr>
-                  <m:type m:val="bar"/>
-                </m:fPr>
-                <m:num>
-                  <m:r>
-                    <m:t>1</m:t>
-                  </m:r>
-                </m:num>
-                <m:den>
-                  <m:r>
-                    <m:rPr>
-                      <m:sty m:val="p"/>
-                    </m:rPr>
-                    <m:t>Pr</m:t>
-                  </m:r>
-                  <m:r>
-                    <m:rPr>
-                      <m:sty m:val="p"/>
-                    </m:rPr>
-                    <m:t>[</m:t>
-                  </m:r>
-                  <m:sSub>
-                    <m:e>
-                      <m:r>
-                        <m:t>C</m:t>
-                      </m:r>
-                    </m:e>
-                    <m:sub>
-                      <m:r>
-                        <m:t>i</m:t>
-                      </m:r>
-                    </m:sub>
-                  </m:sSub>
-                  <m:r>
-                    <m:rPr>
-                      <m:sty m:val="p"/>
-                    </m:rPr>
-                    <m:t>=</m:t>
-                  </m:r>
-                  <m:r>
-                    <m:t>0</m:t>
-                  </m:r>
-                  <m:r>
-                    <m:rPr>
-                      <m:sty m:val="p"/>
-                    </m:rPr>
-                    <m:t>∣</m:t>
-                  </m:r>
-                  <m:sSub>
-                    <m:e>
-                      <m:r>
-                        <m:t>A</m:t>
-                      </m:r>
-                    </m:e>
-                    <m:sub>
-                      <m:r>
-                        <m:t>i</m:t>
-                      </m:r>
-                    </m:sub>
-                  </m:sSub>
-                  <m:r>
-                    <m:rPr>
-                      <m:sty m:val="p"/>
-                    </m:rPr>
-                    <m:t>,</m:t>
-                  </m:r>
-                  <m:sSub>
-                    <m:e>
-                      <m:r>
-                        <m:t>L</m:t>
-                      </m:r>
-                    </m:e>
-                    <m:sub>
-                      <m:r>
-                        <m:t>i</m:t>
-                      </m:r>
-                    </m:sub>
-                  </m:sSub>
-                  <m:r>
-                    <m:rPr>
-                      <m:sty m:val="p"/>
-                    </m:rPr>
-                    <m:t>]</m:t>
-                  </m:r>
-                </m:den>
-              </m:f>
-            </m:e>
-          </m:nary>
-          <m:sSub>
-            <m:e>
-              <m:r>
-                <m:t>U</m:t>
-              </m:r>
-            </m:e>
-            <m:sub>
-              <m:r>
-                <m:t>i</m:t>
-              </m:r>
-            </m:sub>
-          </m:sSub>
-          <m:r>
-            <m:rPr>
-              <m:sty m:val="p"/>
-            </m:rPr>
-            <m:t>(</m:t>
-          </m:r>
-          <m:r>
-            <m:t>ψ</m:t>
-          </m:r>
-          <m:r>
-            <m:rPr>
-              <m:sty m:val="p"/>
-            </m:rPr>
-            <m:t>)</m:t>
-          </m:r>
-          <m:r>
-            <m:rPr>
-              <m:sty m:val="p"/>
-            </m:rPr>
-            <m:t>[</m:t>
-          </m:r>
-          <m:sSub>
-            <m:e>
-              <m:r>
-                <m:t>Y</m:t>
-              </m:r>
-            </m:e>
-            <m:sub>
-              <m:r>
-                <m:t>i</m:t>
-              </m:r>
-            </m:sub>
-          </m:sSub>
-          <m:r>
-            <m:rPr>
-              <m:sty m:val="p"/>
-            </m:rPr>
-            <m:t>−</m:t>
-          </m:r>
-          <m:sSub>
-            <m:e>
-              <m:r>
-                <m:t>A</m:t>
-              </m:r>
-            </m:e>
-            <m:sub>
-              <m:r>
-                <m:t>i</m:t>
-              </m:r>
-            </m:sub>
-          </m:sSub>
-          <m:r>
-            <m:t>γ</m:t>
-          </m:r>
-          <m:r>
-            <m:rPr>
-              <m:sty m:val="p"/>
-            </m:rPr>
-            <m:t>(</m:t>
-          </m:r>
-          <m:sSub>
-            <m:e>
-              <m:r>
-                <m:t>A</m:t>
-              </m:r>
-            </m:e>
-            <m:sub>
-              <m:r>
-                <m:t>i</m:t>
-              </m:r>
-            </m:sub>
-          </m:sSub>
-          <m:r>
-            <m:rPr>
-              <m:sty m:val="p"/>
-            </m:rPr>
-            <m:t>,</m:t>
-          </m:r>
-          <m:r>
-            <m:t>0</m:t>
-          </m:r>
-          <m:r>
-            <m:rPr>
-              <m:sty m:val="p"/>
-            </m:rPr>
-            <m:t>;</m:t>
-          </m:r>
-          <m:r>
-            <m:t>ψ</m:t>
-          </m:r>
-          <m:r>
-            <m:rPr>
-              <m:sty m:val="p"/>
-            </m:rPr>
-            <m:t>,</m:t>
-          </m:r>
-          <m:sSub>
-            <m:e>
-              <m:r>
-                <m:t>L</m:t>
-              </m:r>
-            </m:e>
-            <m:sub>
-              <m:r>
-                <m:t>i</m:t>
-              </m:r>
-            </m:sub>
-          </m:sSub>
-          <m:r>
-            <m:rPr>
-              <m:sty m:val="p"/>
-            </m:rPr>
-            <m:t>)</m:t>
-          </m:r>
-          <m:r>
-            <m:rPr>
-              <m:sty m:val="p"/>
-            </m:rPr>
-            <m:t>]</m:t>
-          </m:r>
-          <m:r>
-            <m:rPr>
-              <m:sty m:val="p"/>
-            </m:rPr>
-            <m:t>=</m:t>
-          </m:r>
-          <m:r>
-            <m:t>0</m:t>
-          </m:r>
-        </m:oMath>
-      </m:oMathPara>
-    </w:p>
-    <w:p>
-      <w:pPr>
-        <w:pStyle w:val="FirstParagraph"/>
-      </w:pPr>
-      <w:r>
-        <w:t xml:space="preserve">This weights each uncensored observation by the inverse probability of being uncensored.</w:t>
-      </w:r>
-    </w:p>
-    <w:bookmarkEnd w:id="31"/>
-    <w:bookmarkStart w:id="32" w:name="joint-treatment-and-censoring-weights"/>
-    <w:p>
-      <w:pPr>
-        <w:pStyle w:val="Heading3"/>
-      </w:pPr>
-      <w:r>
-        <w:t xml:space="preserve">8.2 Joint Treatment and Censoring Weights</w:t>
-      </w:r>
-    </w:p>
-    <w:p>
-      <w:pPr>
-        <w:pStyle w:val="FirstParagraph"/>
-      </w:pPr>
-      <w:r>
-        <w:t xml:space="preserve">When we have both confounding and censoring:</w:t>
-      </w:r>
-    </w:p>
-    <w:p>
-      <w:pPr>
-        <w:pStyle w:val="BodyText"/>
-      </w:pPr>
-      <m:oMathPara>
-        <m:oMathParaPr>
-          <m:jc m:val="center"/>
-        </m:oMathParaPr>
-        <m:oMath>
-          <m:nary>
-            <m:naryPr>
-              <m:chr m:val="∑"/>
-              <m:limLoc m:val="undOvr"/>
-              <m:subHide m:val="off"/>
-              <m:supHide m:val="on"/>
-            </m:naryPr>
-            <m:sub>
-              <m:r>
-                <m:t>i</m:t>
-              </m:r>
-              <m:r>
-                <m:rPr>
-                  <m:sty m:val="p"/>
-                </m:rPr>
-                <m:t>:</m:t>
-              </m:r>
-              <m:sSub>
-                <m:e>
-                  <m:r>
-                    <m:t>C</m:t>
-                  </m:r>
-                </m:e>
-                <m:sub>
-                  <m:r>
-                    <m:t>i</m:t>
-                  </m:r>
-                </m:sub>
-              </m:sSub>
-              <m:r>
-                <m:rPr>
-                  <m:sty m:val="p"/>
-                </m:rPr>
-                <m:t>=</m:t>
-              </m:r>
-              <m:r>
-                <m:t>0</m:t>
-              </m:r>
-            </m:sub>
-            <m:sup>
-              <m:r>
-                <m:t>​</m:t>
-              </m:r>
-            </m:sup>
-            <m:e>
               <m:sSub>
                 <m:e>
                   <m:r>
@@ -9483,9 +9660,9 @@
         <w:t xml:space="preserve">: Can combine G-estimation with multiple imputation for missing data</w:t>
       </w:r>
     </w:p>
-    <w:bookmarkEnd w:id="32"/>
-    <w:bookmarkEnd w:id="33"/>
-    <w:bookmarkStart w:id="36" w:name="marginal-vs-conditional-effects-pp.-206"/>
+    <w:bookmarkEnd w:id="36"/>
+    <w:bookmarkEnd w:id="37"/>
+    <w:bookmarkStart w:id="40" w:name="marginal-vs-conditional-effects-pp.-206"/>
     <w:p>
       <w:pPr>
         <w:pStyle w:val="Heading2"/>
@@ -9573,7 +9750,7 @@
         <w:t xml:space="preserve">. We can average to get marginal effects.</w:t>
       </w:r>
     </w:p>
-    <w:bookmarkStart w:id="34" w:name="three-types-of-effects"/>
+    <w:bookmarkStart w:id="38" w:name="three-types-of-effects"/>
     <w:p>
       <w:pPr>
         <w:pStyle w:val="Heading3"/>
@@ -9823,8 +10000,8 @@
         </m:oMath>
       </m:oMathPara>
     </w:p>
-    <w:bookmarkEnd w:id="34"/>
-    <w:bookmarkStart w:id="35" w:name="methods-and-natural-estimands"/>
+    <w:bookmarkEnd w:id="38"/>
+    <w:bookmarkStart w:id="39" w:name="methods-and-natural-estimands"/>
     <w:p>
       <w:pPr>
         <w:pStyle w:val="Heading3"/>
@@ -10223,9 +10400,9 @@
         <w:t xml:space="preserve">For robustness: Consider doubly robust methods that combine approaches</w:t>
       </w:r>
     </w:p>
-    <w:bookmarkEnd w:id="35"/>
-    <w:bookmarkEnd w:id="36"/>
-    <w:bookmarkStart w:id="40" w:name="summary"/>
+    <w:bookmarkEnd w:id="39"/>
+    <w:bookmarkEnd w:id="40"/>
+    <w:bookmarkStart w:id="44" w:name="summary"/>
     <w:p>
       <w:pPr>
         <w:pStyle w:val="Heading2"/>
@@ -10994,8 +11171,8 @@
         <w:t xml:space="preserve">: Chapter 15 discusses outcome regression and propensity scores in more detail, and Chapter 16 introduces instrumental variables, another approach for dealing with unmeasured confounding.</w:t>
       </w:r>
     </w:p>
-    <w:bookmarkStart w:id="39" w:name="refs"/>
-    <w:bookmarkStart w:id="38" w:name="ref-hernan2020causal"/>
+    <w:bookmarkStart w:id="43" w:name="refs"/>
+    <w:bookmarkStart w:id="42" w:name="ref-hernan2020causal"/>
     <w:p>
       <w:pPr>
         <w:pStyle w:val="Bibliography"/>
@@ -11019,7 +11196,7 @@
       <w:r>
         <w:t xml:space="preserve"> </w:t>
       </w:r>
-      <w:hyperlink r:id="rId37">
+      <w:hyperlink r:id="rId41">
         <w:r>
           <w:rPr>
             <w:rStyle w:val="Hyperlink"/>
@@ -11031,9 +11208,9 @@
         <w:t xml:space="preserve">.</w:t>
       </w:r>
     </w:p>
-    <w:bookmarkEnd w:id="38"/>
-    <w:bookmarkEnd w:id="39"/>
-    <w:bookmarkEnd w:id="40"/>
+    <w:bookmarkEnd w:id="42"/>
+    <w:bookmarkEnd w:id="43"/>
+    <w:bookmarkEnd w:id="44"/>
     <w:sectPr>
       <w:footnotePr>
         <w:numRestart w:val="eachSect"/>
